--- a/Programacion II/Clases/Clase 8 - Documentacion y QA/Taller Estudiante Clase 8 - Patrones de Diseño.docx
+++ b/Programacion II/Clases/Clase 8 - Documentacion y QA/Taller Estudiante Clase 8 - Patrones de Diseño.docx
@@ -745,7 +745,7 @@
           <w:color w:val="1f1f1f"/>
           <w:rtl w:val="0"/>
         </w:rPr>
-        <w:t xml:space="preserve">Comprime la carpeta de tu proyecto (que ahora debe contener múltiples archivos/clases bien estructuradas) y súbelo al Campus Virtual en la asignación de la Clase 7 antes del domingo a las 11:59 PM.</w:t>
+        <w:t>Comprime la carpeta de tu proyecto (que ahora debe contener múltiples archivos/clases bien estructuradas) y súbelo al ExamLab en la asignación de la Clase 7 antes del domingo a las 11:59 PM.</w:t>
       </w:r>
     </w:p>
     <w:sectPr>
